--- a/docs/07_standards/Chart_Standards_EN.docx
+++ b/docs/07_standards/Chart_Standards_EN.docx
@@ -649,18 +649,138 @@
       </w:pPr>
       <w:r>
         <w:rPr>
-          <w:rStyle w:val="VerbatimChar"/>
-        </w:rPr>
-        <w:t xml:space="preserve">CLASS_COLOURS = {0: "#2166AC", 1: "#D6604D"}</w:t>
+          <w:rStyle w:val="NormalTok"/>
+        </w:rPr>
+        <w:t xml:space="preserve">CLASS_COLOURS </w:t>
+      </w:r>
+      <w:r>
+        <w:rPr>
+          <w:rStyle w:val="OperatorTok"/>
+        </w:rPr>
+        <w:t xml:space="preserve">=</w:t>
+      </w:r>
+      <w:r>
+        <w:rPr>
+          <w:rStyle w:val="NormalTok"/>
+        </w:rPr>
+        <w:t xml:space="preserve"> {</w:t>
+      </w:r>
+      <w:r>
+        <w:rPr>
+          <w:rStyle w:val="DecValTok"/>
+        </w:rPr>
+        <w:t xml:space="preserve">0</w:t>
+      </w:r>
+      <w:r>
+        <w:rPr>
+          <w:rStyle w:val="NormalTok"/>
+        </w:rPr>
+        <w:t xml:space="preserve">: </w:t>
+      </w:r>
+      <w:r>
+        <w:rPr>
+          <w:rStyle w:val="StringTok"/>
+        </w:rPr>
+        <w:t xml:space="preserve">"#2166AC"</w:t>
+      </w:r>
+      <w:r>
+        <w:rPr>
+          <w:rStyle w:val="NormalTok"/>
+        </w:rPr>
+        <w:t xml:space="preserve">, </w:t>
+      </w:r>
+      <w:r>
+        <w:rPr>
+          <w:rStyle w:val="DecValTok"/>
+        </w:rPr>
+        <w:t xml:space="preserve">1</w:t>
+      </w:r>
+      <w:r>
+        <w:rPr>
+          <w:rStyle w:val="NormalTok"/>
+        </w:rPr>
+        <w:t xml:space="preserve">: </w:t>
+      </w:r>
+      <w:r>
+        <w:rPr>
+          <w:rStyle w:val="StringTok"/>
+        </w:rPr>
+        <w:t xml:space="preserve">"#D6604D"</w:t>
+      </w:r>
+      <w:r>
+        <w:rPr>
+          <w:rStyle w:val="NormalTok"/>
+        </w:rPr>
+        <w:t xml:space="preserve">}</w:t>
       </w:r>
       <w:r>
         <w:br/>
       </w:r>
       <w:r>
         <w:rPr>
-          <w:rStyle w:val="VerbatimChar"/>
-        </w:rPr>
-        <w:t xml:space="preserve">CLASS_LABELS  = {0: "Not-at-risk", 1: "At-risk"}</w:t>
+          <w:rStyle w:val="NormalTok"/>
+        </w:rPr>
+        <w:t xml:space="preserve">CLASS_LABELS  </w:t>
+      </w:r>
+      <w:r>
+        <w:rPr>
+          <w:rStyle w:val="OperatorTok"/>
+        </w:rPr>
+        <w:t xml:space="preserve">=</w:t>
+      </w:r>
+      <w:r>
+        <w:rPr>
+          <w:rStyle w:val="NormalTok"/>
+        </w:rPr>
+        <w:t xml:space="preserve"> {</w:t>
+      </w:r>
+      <w:r>
+        <w:rPr>
+          <w:rStyle w:val="DecValTok"/>
+        </w:rPr>
+        <w:t xml:space="preserve">0</w:t>
+      </w:r>
+      <w:r>
+        <w:rPr>
+          <w:rStyle w:val="NormalTok"/>
+        </w:rPr>
+        <w:t xml:space="preserve">: </w:t>
+      </w:r>
+      <w:r>
+        <w:rPr>
+          <w:rStyle w:val="StringTok"/>
+        </w:rPr>
+        <w:t xml:space="preserve">"Not-at-risk"</w:t>
+      </w:r>
+      <w:r>
+        <w:rPr>
+          <w:rStyle w:val="NormalTok"/>
+        </w:rPr>
+        <w:t xml:space="preserve">, </w:t>
+      </w:r>
+      <w:r>
+        <w:rPr>
+          <w:rStyle w:val="DecValTok"/>
+        </w:rPr>
+        <w:t xml:space="preserve">1</w:t>
+      </w:r>
+      <w:r>
+        <w:rPr>
+          <w:rStyle w:val="NormalTok"/>
+        </w:rPr>
+        <w:t xml:space="preserve">: </w:t>
+      </w:r>
+      <w:r>
+        <w:rPr>
+          <w:rStyle w:val="StringTok"/>
+        </w:rPr>
+        <w:t xml:space="preserve">"At-risk"</w:t>
+      </w:r>
+      <w:r>
+        <w:rPr>
+          <w:rStyle w:val="NormalTok"/>
+        </w:rPr>
+        <w:t xml:space="preserve">}</w:t>
       </w:r>
     </w:p>
     <w:p>
@@ -1684,27 +1804,81 @@
       </w:pPr>
       <w:r>
         <w:rPr>
-          <w:rStyle w:val="VerbatimChar"/>
-        </w:rPr>
-        <w:t xml:space="preserve">import matplotlib.pyplot as plt</w:t>
+          <w:rStyle w:val="ImportTok"/>
+        </w:rPr>
+        <w:t xml:space="preserve">import</w:t>
+      </w:r>
+      <w:r>
+        <w:rPr>
+          <w:rStyle w:val="NormalTok"/>
+        </w:rPr>
+        <w:t xml:space="preserve"> matplotlib.pyplot </w:t>
+      </w:r>
+      <w:r>
+        <w:rPr>
+          <w:rStyle w:val="ImportTok"/>
+        </w:rPr>
+        <w:t xml:space="preserve">as</w:t>
+      </w:r>
+      <w:r>
+        <w:rPr>
+          <w:rStyle w:val="NormalTok"/>
+        </w:rPr>
+        <w:t xml:space="preserve"> plt</w:t>
       </w:r>
       <w:r>
         <w:br/>
       </w:r>
       <w:r>
         <w:rPr>
-          <w:rStyle w:val="VerbatimChar"/>
-        </w:rPr>
-        <w:t xml:space="preserve">import matplotlib.ticker as mticker</w:t>
+          <w:rStyle w:val="ImportTok"/>
+        </w:rPr>
+        <w:t xml:space="preserve">import</w:t>
+      </w:r>
+      <w:r>
+        <w:rPr>
+          <w:rStyle w:val="NormalTok"/>
+        </w:rPr>
+        <w:t xml:space="preserve"> matplotlib.ticker </w:t>
+      </w:r>
+      <w:r>
+        <w:rPr>
+          <w:rStyle w:val="ImportTok"/>
+        </w:rPr>
+        <w:t xml:space="preserve">as</w:t>
+      </w:r>
+      <w:r>
+        <w:rPr>
+          <w:rStyle w:val="NormalTok"/>
+        </w:rPr>
+        <w:t xml:space="preserve"> mticker</w:t>
       </w:r>
       <w:r>
         <w:br/>
       </w:r>
       <w:r>
         <w:rPr>
-          <w:rStyle w:val="VerbatimChar"/>
-        </w:rPr>
-        <w:t xml:space="preserve">import seaborn as sns</w:t>
+          <w:rStyle w:val="ImportTok"/>
+        </w:rPr>
+        <w:t xml:space="preserve">import</w:t>
+      </w:r>
+      <w:r>
+        <w:rPr>
+          <w:rStyle w:val="NormalTok"/>
+        </w:rPr>
+        <w:t xml:space="preserve"> seaborn </w:t>
+      </w:r>
+      <w:r>
+        <w:rPr>
+          <w:rStyle w:val="ImportTok"/>
+        </w:rPr>
+        <w:t xml:space="preserve">as</w:t>
+      </w:r>
+      <w:r>
+        <w:rPr>
+          <w:rStyle w:val="NormalTok"/>
+        </w:rPr>
+        <w:t xml:space="preserve"> sns</w:t>
       </w:r>
       <w:r>
         <w:br/>
@@ -1714,7 +1888,7 @@
       </w:r>
       <w:r>
         <w:rPr>
-          <w:rStyle w:val="VerbatimChar"/>
+          <w:rStyle w:val="CommentTok"/>
         </w:rPr>
         <w:t xml:space="preserve"># ── DSP391m Group 1 · Chart Standards ─────────────────────────────────────</w:t>
       </w:r>
@@ -1723,7 +1897,7 @@
       </w:r>
       <w:r>
         <w:rPr>
-          <w:rStyle w:val="VerbatimChar"/>
+          <w:rStyle w:val="NormalTok"/>
         </w:rPr>
         <w:t xml:space="preserve">plt.rcParams.update({</w:t>
       </w:r>
@@ -1732,151 +1906,547 @@
       </w:r>
       <w:r>
         <w:rPr>
-          <w:rStyle w:val="VerbatimChar"/>
-        </w:rPr>
-        <w:t xml:space="preserve">    "font.family":       "DejaVu Sans",</w:t>
+          <w:rStyle w:val="NormalTok"/>
+        </w:rPr>
+        <w:t xml:space="preserve">    </w:t>
+      </w:r>
+      <w:r>
+        <w:rPr>
+          <w:rStyle w:val="StringTok"/>
+        </w:rPr>
+        <w:t xml:space="preserve">"font.family"</w:t>
+      </w:r>
+      <w:r>
+        <w:rPr>
+          <w:rStyle w:val="NormalTok"/>
+        </w:rPr>
+        <w:t xml:space="preserve">:       </w:t>
+      </w:r>
+      <w:r>
+        <w:rPr>
+          <w:rStyle w:val="StringTok"/>
+        </w:rPr>
+        <w:t xml:space="preserve">"DejaVu Sans"</w:t>
+      </w:r>
+      <w:r>
+        <w:rPr>
+          <w:rStyle w:val="NormalTok"/>
+        </w:rPr>
+        <w:t xml:space="preserve">,</w:t>
       </w:r>
       <w:r>
         <w:br/>
       </w:r>
       <w:r>
         <w:rPr>
-          <w:rStyle w:val="VerbatimChar"/>
-        </w:rPr>
-        <w:t xml:space="preserve">    "font.size":         12,</w:t>
+          <w:rStyle w:val="NormalTok"/>
+        </w:rPr>
+        <w:t xml:space="preserve">    </w:t>
+      </w:r>
+      <w:r>
+        <w:rPr>
+          <w:rStyle w:val="StringTok"/>
+        </w:rPr>
+        <w:t xml:space="preserve">"font.size"</w:t>
+      </w:r>
+      <w:r>
+        <w:rPr>
+          <w:rStyle w:val="NormalTok"/>
+        </w:rPr>
+        <w:t xml:space="preserve">:         </w:t>
+      </w:r>
+      <w:r>
+        <w:rPr>
+          <w:rStyle w:val="DecValTok"/>
+        </w:rPr>
+        <w:t xml:space="preserve">12</w:t>
+      </w:r>
+      <w:r>
+        <w:rPr>
+          <w:rStyle w:val="NormalTok"/>
+        </w:rPr>
+        <w:t xml:space="preserve">,</w:t>
       </w:r>
       <w:r>
         <w:br/>
       </w:r>
       <w:r>
         <w:rPr>
-          <w:rStyle w:val="VerbatimChar"/>
-        </w:rPr>
-        <w:t xml:space="preserve">    "axes.titlesize":    14,</w:t>
+          <w:rStyle w:val="NormalTok"/>
+        </w:rPr>
+        <w:t xml:space="preserve">    </w:t>
+      </w:r>
+      <w:r>
+        <w:rPr>
+          <w:rStyle w:val="StringTok"/>
+        </w:rPr>
+        <w:t xml:space="preserve">"axes.titlesize"</w:t>
+      </w:r>
+      <w:r>
+        <w:rPr>
+          <w:rStyle w:val="NormalTok"/>
+        </w:rPr>
+        <w:t xml:space="preserve">:    </w:t>
+      </w:r>
+      <w:r>
+        <w:rPr>
+          <w:rStyle w:val="DecValTok"/>
+        </w:rPr>
+        <w:t xml:space="preserve">14</w:t>
+      </w:r>
+      <w:r>
+        <w:rPr>
+          <w:rStyle w:val="NormalTok"/>
+        </w:rPr>
+        <w:t xml:space="preserve">,</w:t>
       </w:r>
       <w:r>
         <w:br/>
       </w:r>
       <w:r>
         <w:rPr>
-          <w:rStyle w:val="VerbatimChar"/>
-        </w:rPr>
-        <w:t xml:space="preserve">    "axes.titleweight":  "bold",</w:t>
+          <w:rStyle w:val="NormalTok"/>
+        </w:rPr>
+        <w:t xml:space="preserve">    </w:t>
+      </w:r>
+      <w:r>
+        <w:rPr>
+          <w:rStyle w:val="StringTok"/>
+        </w:rPr>
+        <w:t xml:space="preserve">"axes.titleweight"</w:t>
+      </w:r>
+      <w:r>
+        <w:rPr>
+          <w:rStyle w:val="NormalTok"/>
+        </w:rPr>
+        <w:t xml:space="preserve">:  </w:t>
+      </w:r>
+      <w:r>
+        <w:rPr>
+          <w:rStyle w:val="StringTok"/>
+        </w:rPr>
+        <w:t xml:space="preserve">"bold"</w:t>
+      </w:r>
+      <w:r>
+        <w:rPr>
+          <w:rStyle w:val="NormalTok"/>
+        </w:rPr>
+        <w:t xml:space="preserve">,</w:t>
       </w:r>
       <w:r>
         <w:br/>
       </w:r>
       <w:r>
         <w:rPr>
-          <w:rStyle w:val="VerbatimChar"/>
-        </w:rPr>
-        <w:t xml:space="preserve">    "axes.labelsize":    12,</w:t>
+          <w:rStyle w:val="NormalTok"/>
+        </w:rPr>
+        <w:t xml:space="preserve">    </w:t>
+      </w:r>
+      <w:r>
+        <w:rPr>
+          <w:rStyle w:val="StringTok"/>
+        </w:rPr>
+        <w:t xml:space="preserve">"axes.labelsize"</w:t>
+      </w:r>
+      <w:r>
+        <w:rPr>
+          <w:rStyle w:val="NormalTok"/>
+        </w:rPr>
+        <w:t xml:space="preserve">:    </w:t>
+      </w:r>
+      <w:r>
+        <w:rPr>
+          <w:rStyle w:val="DecValTok"/>
+        </w:rPr>
+        <w:t xml:space="preserve">12</w:t>
+      </w:r>
+      <w:r>
+        <w:rPr>
+          <w:rStyle w:val="NormalTok"/>
+        </w:rPr>
+        <w:t xml:space="preserve">,</w:t>
       </w:r>
       <w:r>
         <w:br/>
       </w:r>
       <w:r>
         <w:rPr>
-          <w:rStyle w:val="VerbatimChar"/>
-        </w:rPr>
-        <w:t xml:space="preserve">    "xtick.labelsize":   10,</w:t>
+          <w:rStyle w:val="NormalTok"/>
+        </w:rPr>
+        <w:t xml:space="preserve">    </w:t>
+      </w:r>
+      <w:r>
+        <w:rPr>
+          <w:rStyle w:val="StringTok"/>
+        </w:rPr>
+        <w:t xml:space="preserve">"xtick.labelsize"</w:t>
+      </w:r>
+      <w:r>
+        <w:rPr>
+          <w:rStyle w:val="NormalTok"/>
+        </w:rPr>
+        <w:t xml:space="preserve">:   </w:t>
+      </w:r>
+      <w:r>
+        <w:rPr>
+          <w:rStyle w:val="DecValTok"/>
+        </w:rPr>
+        <w:t xml:space="preserve">10</w:t>
+      </w:r>
+      <w:r>
+        <w:rPr>
+          <w:rStyle w:val="NormalTok"/>
+        </w:rPr>
+        <w:t xml:space="preserve">,</w:t>
       </w:r>
       <w:r>
         <w:br/>
       </w:r>
       <w:r>
         <w:rPr>
-          <w:rStyle w:val="VerbatimChar"/>
-        </w:rPr>
-        <w:t xml:space="preserve">    "ytick.labelsize":   10,</w:t>
+          <w:rStyle w:val="NormalTok"/>
+        </w:rPr>
+        <w:t xml:space="preserve">    </w:t>
+      </w:r>
+      <w:r>
+        <w:rPr>
+          <w:rStyle w:val="StringTok"/>
+        </w:rPr>
+        <w:t xml:space="preserve">"ytick.labelsize"</w:t>
+      </w:r>
+      <w:r>
+        <w:rPr>
+          <w:rStyle w:val="NormalTok"/>
+        </w:rPr>
+        <w:t xml:space="preserve">:   </w:t>
+      </w:r>
+      <w:r>
+        <w:rPr>
+          <w:rStyle w:val="DecValTok"/>
+        </w:rPr>
+        <w:t xml:space="preserve">10</w:t>
+      </w:r>
+      <w:r>
+        <w:rPr>
+          <w:rStyle w:val="NormalTok"/>
+        </w:rPr>
+        <w:t xml:space="preserve">,</w:t>
       </w:r>
       <w:r>
         <w:br/>
       </w:r>
       <w:r>
         <w:rPr>
-          <w:rStyle w:val="VerbatimChar"/>
-        </w:rPr>
-        <w:t xml:space="preserve">    "legend.fontsize":   10,</w:t>
+          <w:rStyle w:val="NormalTok"/>
+        </w:rPr>
+        <w:t xml:space="preserve">    </w:t>
+      </w:r>
+      <w:r>
+        <w:rPr>
+          <w:rStyle w:val="StringTok"/>
+        </w:rPr>
+        <w:t xml:space="preserve">"legend.fontsize"</w:t>
+      </w:r>
+      <w:r>
+        <w:rPr>
+          <w:rStyle w:val="NormalTok"/>
+        </w:rPr>
+        <w:t xml:space="preserve">:   </w:t>
+      </w:r>
+      <w:r>
+        <w:rPr>
+          <w:rStyle w:val="DecValTok"/>
+        </w:rPr>
+        <w:t xml:space="preserve">10</w:t>
+      </w:r>
+      <w:r>
+        <w:rPr>
+          <w:rStyle w:val="NormalTok"/>
+        </w:rPr>
+        <w:t xml:space="preserve">,</w:t>
       </w:r>
       <w:r>
         <w:br/>
       </w:r>
       <w:r>
         <w:rPr>
-          <w:rStyle w:val="VerbatimChar"/>
-        </w:rPr>
-        <w:t xml:space="preserve">    "figure.figsize":    (8, 5),</w:t>
+          <w:rStyle w:val="NormalTok"/>
+        </w:rPr>
+        <w:t xml:space="preserve">    </w:t>
+      </w:r>
+      <w:r>
+        <w:rPr>
+          <w:rStyle w:val="StringTok"/>
+        </w:rPr>
+        <w:t xml:space="preserve">"figure.figsize"</w:t>
+      </w:r>
+      <w:r>
+        <w:rPr>
+          <w:rStyle w:val="NormalTok"/>
+        </w:rPr>
+        <w:t xml:space="preserve">:    (</w:t>
+      </w:r>
+      <w:r>
+        <w:rPr>
+          <w:rStyle w:val="DecValTok"/>
+        </w:rPr>
+        <w:t xml:space="preserve">8</w:t>
+      </w:r>
+      <w:r>
+        <w:rPr>
+          <w:rStyle w:val="NormalTok"/>
+        </w:rPr>
+        <w:t xml:space="preserve">, </w:t>
+      </w:r>
+      <w:r>
+        <w:rPr>
+          <w:rStyle w:val="DecValTok"/>
+        </w:rPr>
+        <w:t xml:space="preserve">5</w:t>
+      </w:r>
+      <w:r>
+        <w:rPr>
+          <w:rStyle w:val="NormalTok"/>
+        </w:rPr>
+        <w:t xml:space="preserve">),</w:t>
       </w:r>
       <w:r>
         <w:br/>
       </w:r>
       <w:r>
         <w:rPr>
-          <w:rStyle w:val="VerbatimChar"/>
-        </w:rPr>
-        <w:t xml:space="preserve">    "figure.dpi":        150,</w:t>
+          <w:rStyle w:val="NormalTok"/>
+        </w:rPr>
+        <w:t xml:space="preserve">    </w:t>
+      </w:r>
+      <w:r>
+        <w:rPr>
+          <w:rStyle w:val="StringTok"/>
+        </w:rPr>
+        <w:t xml:space="preserve">"figure.dpi"</w:t>
+      </w:r>
+      <w:r>
+        <w:rPr>
+          <w:rStyle w:val="NormalTok"/>
+        </w:rPr>
+        <w:t xml:space="preserve">:        </w:t>
+      </w:r>
+      <w:r>
+        <w:rPr>
+          <w:rStyle w:val="DecValTok"/>
+        </w:rPr>
+        <w:t xml:space="preserve">150</w:t>
+      </w:r>
+      <w:r>
+        <w:rPr>
+          <w:rStyle w:val="NormalTok"/>
+        </w:rPr>
+        <w:t xml:space="preserve">,</w:t>
       </w:r>
       <w:r>
         <w:br/>
       </w:r>
       <w:r>
         <w:rPr>
-          <w:rStyle w:val="VerbatimChar"/>
-        </w:rPr>
-        <w:t xml:space="preserve">    "savefig.dpi":       150,</w:t>
+          <w:rStyle w:val="NormalTok"/>
+        </w:rPr>
+        <w:t xml:space="preserve">    </w:t>
+      </w:r>
+      <w:r>
+        <w:rPr>
+          <w:rStyle w:val="StringTok"/>
+        </w:rPr>
+        <w:t xml:space="preserve">"savefig.dpi"</w:t>
+      </w:r>
+      <w:r>
+        <w:rPr>
+          <w:rStyle w:val="NormalTok"/>
+        </w:rPr>
+        <w:t xml:space="preserve">:       </w:t>
+      </w:r>
+      <w:r>
+        <w:rPr>
+          <w:rStyle w:val="DecValTok"/>
+        </w:rPr>
+        <w:t xml:space="preserve">150</w:t>
+      </w:r>
+      <w:r>
+        <w:rPr>
+          <w:rStyle w:val="NormalTok"/>
+        </w:rPr>
+        <w:t xml:space="preserve">,</w:t>
       </w:r>
       <w:r>
         <w:br/>
       </w:r>
       <w:r>
         <w:rPr>
-          <w:rStyle w:val="VerbatimChar"/>
-        </w:rPr>
-        <w:t xml:space="preserve">    "savefig.bbox":      "tight",</w:t>
+          <w:rStyle w:val="NormalTok"/>
+        </w:rPr>
+        <w:t xml:space="preserve">    </w:t>
+      </w:r>
+      <w:r>
+        <w:rPr>
+          <w:rStyle w:val="StringTok"/>
+        </w:rPr>
+        <w:t xml:space="preserve">"savefig.bbox"</w:t>
+      </w:r>
+      <w:r>
+        <w:rPr>
+          <w:rStyle w:val="NormalTok"/>
+        </w:rPr>
+        <w:t xml:space="preserve">:      </w:t>
+      </w:r>
+      <w:r>
+        <w:rPr>
+          <w:rStyle w:val="StringTok"/>
+        </w:rPr>
+        <w:t xml:space="preserve">"tight"</w:t>
+      </w:r>
+      <w:r>
+        <w:rPr>
+          <w:rStyle w:val="NormalTok"/>
+        </w:rPr>
+        <w:t xml:space="preserve">,</w:t>
       </w:r>
       <w:r>
         <w:br/>
       </w:r>
       <w:r>
         <w:rPr>
-          <w:rStyle w:val="VerbatimChar"/>
-        </w:rPr>
-        <w:t xml:space="preserve">    "axes.spines.top":   False,</w:t>
+          <w:rStyle w:val="NormalTok"/>
+        </w:rPr>
+        <w:t xml:space="preserve">    </w:t>
+      </w:r>
+      <w:r>
+        <w:rPr>
+          <w:rStyle w:val="StringTok"/>
+        </w:rPr>
+        <w:t xml:space="preserve">"axes.spines.top"</w:t>
+      </w:r>
+      <w:r>
+        <w:rPr>
+          <w:rStyle w:val="NormalTok"/>
+        </w:rPr>
+        <w:t xml:space="preserve">:   </w:t>
+      </w:r>
+      <w:r>
+        <w:rPr>
+          <w:rStyle w:val="VariableTok"/>
+        </w:rPr>
+        <w:t xml:space="preserve">False</w:t>
+      </w:r>
+      <w:r>
+        <w:rPr>
+          <w:rStyle w:val="NormalTok"/>
+        </w:rPr>
+        <w:t xml:space="preserve">,</w:t>
       </w:r>
       <w:r>
         <w:br/>
       </w:r>
       <w:r>
         <w:rPr>
-          <w:rStyle w:val="VerbatimChar"/>
-        </w:rPr>
-        <w:t xml:space="preserve">    "axes.spines.right": False,</w:t>
+          <w:rStyle w:val="NormalTok"/>
+        </w:rPr>
+        <w:t xml:space="preserve">    </w:t>
+      </w:r>
+      <w:r>
+        <w:rPr>
+          <w:rStyle w:val="StringTok"/>
+        </w:rPr>
+        <w:t xml:space="preserve">"axes.spines.right"</w:t>
+      </w:r>
+      <w:r>
+        <w:rPr>
+          <w:rStyle w:val="NormalTok"/>
+        </w:rPr>
+        <w:t xml:space="preserve">: </w:t>
+      </w:r>
+      <w:r>
+        <w:rPr>
+          <w:rStyle w:val="VariableTok"/>
+        </w:rPr>
+        <w:t xml:space="preserve">False</w:t>
+      </w:r>
+      <w:r>
+        <w:rPr>
+          <w:rStyle w:val="NormalTok"/>
+        </w:rPr>
+        <w:t xml:space="preserve">,</w:t>
       </w:r>
       <w:r>
         <w:br/>
       </w:r>
       <w:r>
         <w:rPr>
-          <w:rStyle w:val="VerbatimChar"/>
-        </w:rPr>
-        <w:t xml:space="preserve">    "axes.grid":         True,</w:t>
+          <w:rStyle w:val="NormalTok"/>
+        </w:rPr>
+        <w:t xml:space="preserve">    </w:t>
+      </w:r>
+      <w:r>
+        <w:rPr>
+          <w:rStyle w:val="StringTok"/>
+        </w:rPr>
+        <w:t xml:space="preserve">"axes.grid"</w:t>
+      </w:r>
+      <w:r>
+        <w:rPr>
+          <w:rStyle w:val="NormalTok"/>
+        </w:rPr>
+        <w:t xml:space="preserve">:         </w:t>
+      </w:r>
+      <w:r>
+        <w:rPr>
+          <w:rStyle w:val="VariableTok"/>
+        </w:rPr>
+        <w:t xml:space="preserve">True</w:t>
+      </w:r>
+      <w:r>
+        <w:rPr>
+          <w:rStyle w:val="NormalTok"/>
+        </w:rPr>
+        <w:t xml:space="preserve">,</w:t>
       </w:r>
       <w:r>
         <w:br/>
       </w:r>
       <w:r>
         <w:rPr>
-          <w:rStyle w:val="VerbatimChar"/>
-        </w:rPr>
-        <w:t xml:space="preserve">    "grid.alpha":        0.3,</w:t>
+          <w:rStyle w:val="NormalTok"/>
+        </w:rPr>
+        <w:t xml:space="preserve">    </w:t>
+      </w:r>
+      <w:r>
+        <w:rPr>
+          <w:rStyle w:val="StringTok"/>
+        </w:rPr>
+        <w:t xml:space="preserve">"grid.alpha"</w:t>
+      </w:r>
+      <w:r>
+        <w:rPr>
+          <w:rStyle w:val="NormalTok"/>
+        </w:rPr>
+        <w:t xml:space="preserve">:        </w:t>
+      </w:r>
+      <w:r>
+        <w:rPr>
+          <w:rStyle w:val="FloatTok"/>
+        </w:rPr>
+        <w:t xml:space="preserve">0.3</w:t>
+      </w:r>
+      <w:r>
+        <w:rPr>
+          <w:rStyle w:val="NormalTok"/>
+        </w:rPr>
+        <w:t xml:space="preserve">,</w:t>
       </w:r>
       <w:r>
         <w:br/>
       </w:r>
       <w:r>
         <w:rPr>
-          <w:rStyle w:val="VerbatimChar"/>
+          <w:rStyle w:val="NormalTok"/>
         </w:rPr>
         <w:t xml:space="preserve">})</w:t>
       </w:r>
@@ -1888,9 +2458,21 @@
       </w:r>
       <w:r>
         <w:rPr>
-          <w:rStyle w:val="VerbatimChar"/>
-        </w:rPr>
-        <w:t xml:space="preserve">sns.set_palette("colorblind")</w:t>
+          <w:rStyle w:val="NormalTok"/>
+        </w:rPr>
+        <w:t xml:space="preserve">sns.set_palette(</w:t>
+      </w:r>
+      <w:r>
+        <w:rPr>
+          <w:rStyle w:val="StringTok"/>
+        </w:rPr>
+        <w:t xml:space="preserve">"colorblind"</w:t>
+      </w:r>
+      <w:r>
+        <w:rPr>
+          <w:rStyle w:val="NormalTok"/>
+        </w:rPr>
+        <w:t xml:space="preserve">)</w:t>
       </w:r>
       <w:r>
         <w:br/>
@@ -1900,7 +2482,7 @@
       </w:r>
       <w:r>
         <w:rPr>
-          <w:rStyle w:val="VerbatimChar"/>
+          <w:rStyle w:val="CommentTok"/>
         </w:rPr>
         <w:t xml:space="preserve"># Fixed class colours — MUST be used in every class-split chart</w:t>
       </w:r>
@@ -1909,25 +2491,145 @@
       </w:r>
       <w:r>
         <w:rPr>
-          <w:rStyle w:val="VerbatimChar"/>
-        </w:rPr>
-        <w:t xml:space="preserve">CLASS_COLOURS = {0: "#2166AC", 1: "#D6604D"}</w:t>
+          <w:rStyle w:val="NormalTok"/>
+        </w:rPr>
+        <w:t xml:space="preserve">CLASS_COLOURS </w:t>
+      </w:r>
+      <w:r>
+        <w:rPr>
+          <w:rStyle w:val="OperatorTok"/>
+        </w:rPr>
+        <w:t xml:space="preserve">=</w:t>
+      </w:r>
+      <w:r>
+        <w:rPr>
+          <w:rStyle w:val="NormalTok"/>
+        </w:rPr>
+        <w:t xml:space="preserve"> {</w:t>
+      </w:r>
+      <w:r>
+        <w:rPr>
+          <w:rStyle w:val="DecValTok"/>
+        </w:rPr>
+        <w:t xml:space="preserve">0</w:t>
+      </w:r>
+      <w:r>
+        <w:rPr>
+          <w:rStyle w:val="NormalTok"/>
+        </w:rPr>
+        <w:t xml:space="preserve">: </w:t>
+      </w:r>
+      <w:r>
+        <w:rPr>
+          <w:rStyle w:val="StringTok"/>
+        </w:rPr>
+        <w:t xml:space="preserve">"#2166AC"</w:t>
+      </w:r>
+      <w:r>
+        <w:rPr>
+          <w:rStyle w:val="NormalTok"/>
+        </w:rPr>
+        <w:t xml:space="preserve">, </w:t>
+      </w:r>
+      <w:r>
+        <w:rPr>
+          <w:rStyle w:val="DecValTok"/>
+        </w:rPr>
+        <w:t xml:space="preserve">1</w:t>
+      </w:r>
+      <w:r>
+        <w:rPr>
+          <w:rStyle w:val="NormalTok"/>
+        </w:rPr>
+        <w:t xml:space="preserve">: </w:t>
+      </w:r>
+      <w:r>
+        <w:rPr>
+          <w:rStyle w:val="StringTok"/>
+        </w:rPr>
+        <w:t xml:space="preserve">"#D6604D"</w:t>
+      </w:r>
+      <w:r>
+        <w:rPr>
+          <w:rStyle w:val="NormalTok"/>
+        </w:rPr>
+        <w:t xml:space="preserve">}</w:t>
       </w:r>
       <w:r>
         <w:br/>
       </w:r>
       <w:r>
         <w:rPr>
-          <w:rStyle w:val="VerbatimChar"/>
-        </w:rPr>
-        <w:t xml:space="preserve">CLASS_LABELS  = {0: "Not-at-risk", 1: "At-risk"}</w:t>
+          <w:rStyle w:val="NormalTok"/>
+        </w:rPr>
+        <w:t xml:space="preserve">CLASS_LABELS  </w:t>
+      </w:r>
+      <w:r>
+        <w:rPr>
+          <w:rStyle w:val="OperatorTok"/>
+        </w:rPr>
+        <w:t xml:space="preserve">=</w:t>
+      </w:r>
+      <w:r>
+        <w:rPr>
+          <w:rStyle w:val="NormalTok"/>
+        </w:rPr>
+        <w:t xml:space="preserve"> {</w:t>
+      </w:r>
+      <w:r>
+        <w:rPr>
+          <w:rStyle w:val="DecValTok"/>
+        </w:rPr>
+        <w:t xml:space="preserve">0</w:t>
+      </w:r>
+      <w:r>
+        <w:rPr>
+          <w:rStyle w:val="NormalTok"/>
+        </w:rPr>
+        <w:t xml:space="preserve">: </w:t>
+      </w:r>
+      <w:r>
+        <w:rPr>
+          <w:rStyle w:val="StringTok"/>
+        </w:rPr>
+        <w:t xml:space="preserve">"Not-at-risk"</w:t>
+      </w:r>
+      <w:r>
+        <w:rPr>
+          <w:rStyle w:val="NormalTok"/>
+        </w:rPr>
+        <w:t xml:space="preserve">, </w:t>
+      </w:r>
+      <w:r>
+        <w:rPr>
+          <w:rStyle w:val="DecValTok"/>
+        </w:rPr>
+        <w:t xml:space="preserve">1</w:t>
+      </w:r>
+      <w:r>
+        <w:rPr>
+          <w:rStyle w:val="NormalTok"/>
+        </w:rPr>
+        <w:t xml:space="preserve">: </w:t>
+      </w:r>
+      <w:r>
+        <w:rPr>
+          <w:rStyle w:val="StringTok"/>
+        </w:rPr>
+        <w:t xml:space="preserve">"At-risk"</w:t>
+      </w:r>
+      <w:r>
+        <w:rPr>
+          <w:rStyle w:val="NormalTok"/>
+        </w:rPr>
+        <w:t xml:space="preserve">}</w:t>
       </w:r>
       <w:r>
         <w:br/>
       </w:r>
       <w:r>
         <w:rPr>
-          <w:rStyle w:val="VerbatimChar"/>
+          <w:rStyle w:val="CommentTok"/>
         </w:rPr>
         <w:t xml:space="preserve"># ──────────────────────────────────────────────────────────────────────────</w:t>
       </w:r>
